--- a/vvdn/mosfets/logic-level-mosfet/README.docx
+++ b/vvdn/mosfets/logic-level-mosfet/README.docx
@@ -39,37 +39,7 @@
           <w:color w:val="282C34"/>
           <w:sz w:val="21"/>
         </w:rPr>
-        <w:t xml:space="preserve"> is an enhancement-mode field-effect transistor engineered specifically to achieve full channel saturation and minimum rated on-resistance (</w:t>
-      </w:r>
-      <w:r>
-        <w:rPr>
-          <w:i/>
-          <w:color w:val="145AA0"/>
-          <w:sz w:val="21"/>
-        </w:rPr>
-        <w:t>R_{DS(on)</w:t>
-      </w:r>
-      <w:r>
-        <w:rPr>
-          <w:color w:val="282C34"/>
-          <w:sz w:val="21"/>
-        </w:rPr>
-        <w:t>) at reduced gate drive voltages (</w:t>
-      </w:r>
-      <w:r>
-        <w:rPr>
-          <w:i/>
-          <w:color w:val="145AA0"/>
-          <w:sz w:val="21"/>
-        </w:rPr>
-        <w:t>V_{GS = 2.5\,V, 3.3\,V, or  4.5\,V</w:t>
-      </w:r>
-      <w:r>
-        <w:rPr>
-          <w:color w:val="282C34"/>
-          <w:sz w:val="21"/>
-        </w:rPr>
-        <w:t>). This allows direct interfacing with modern microcontrollers (STM32, ESP32, PIC, Arduino), FPGAs, and low-voltage digital signal processors without requiring discrete high-voltage gate drivers or level-shifting transistors.</w:t>
+        <w:t xml:space="preserve"> is an enhancement-mode field-effect transistor engineered specifically to achieve full channel saturation and minimum rated on-resistance (R_DS(on)) at reduced gate drive voltages (V_GS = 2.5 V, 3.3 V, or 4.5 V). This allows direct interfacing with modern microcontrollers (STM32, ESP32, PIC, Arduino), FPGAs, and low-voltage digital signal processors without requiring discrete high-voltage gate drivers or level-shifting transistors.</w:t>
       </w:r>
     </w:p>
     <w:p>
@@ -117,37 +87,7 @@
           <w:color w:val="282C34"/>
           <w:sz w:val="21"/>
         </w:rPr>
-        <w:t xml:space="preserve"> (e.g., IRF540N) directly to a </w:t>
-      </w:r>
-      <w:r>
-        <w:rPr>
-          <w:i/>
-          <w:color w:val="145AA0"/>
-          <w:sz w:val="21"/>
-        </w:rPr>
-        <w:t>3.3\,V</w:t>
-      </w:r>
-      <w:r>
-        <w:rPr>
-          <w:color w:val="282C34"/>
-          <w:sz w:val="21"/>
-        </w:rPr>
-        <w:t xml:space="preserve"> or </w:t>
-      </w:r>
-      <w:r>
-        <w:rPr>
-          <w:i/>
-          <w:color w:val="145AA0"/>
-          <w:sz w:val="21"/>
-        </w:rPr>
-        <w:t>5\,V</w:t>
-      </w:r>
-      <w:r>
-        <w:rPr>
-          <w:color w:val="282C34"/>
-          <w:sz w:val="21"/>
-        </w:rPr>
-        <w:t xml:space="preserve"> microcontroller output:</w:t>
+        <w:t xml:space="preserve"> (e.g., IRF540N) directly to a 3.3 V or 5 V microcontroller output:</w:t>
       </w:r>
     </w:p>
     <w:tbl>
@@ -224,24 +164,7 @@
           <w:color w:val="4682B4"/>
           <w:sz w:val="24"/>
         </w:rPr>
-        <w:t xml:space="preserve">Why Standard MOSFETs Fail on </w:t>
-      </w:r>
-      <w:r>
-        <w:rPr>
-          <w:b/>
-          <w:i/>
-          <w:color w:val="145AA0"/>
-          <w:sz w:val="24"/>
-        </w:rPr>
-        <w:t>3.3V / 5V</w:t>
-      </w:r>
-      <w:r>
-        <w:rPr>
-          <w:b/>
-          <w:color w:val="4682B4"/>
-          <w:sz w:val="24"/>
-        </w:rPr>
-        <w:t xml:space="preserve"> Logic:</w:t>
+        <w:t>Why Standard MOSFETs Fail on 3.3V / 5V Logic:</w:t>
       </w:r>
     </w:p>
     <w:p>
@@ -255,22 +178,7 @@
           <w:color w:val="282C34"/>
           <w:sz w:val="21"/>
         </w:rPr>
-        <w:t xml:space="preserve">A standard MOSFET datasheet will state </w:t>
-      </w:r>
-      <w:r>
-        <w:rPr>
-          <w:i/>
-          <w:color w:val="145AA0"/>
-          <w:sz w:val="21"/>
-        </w:rPr>
-        <w:t>V_{GS(th) = 2.0\,V \dots 4.0\,V</w:t>
-      </w:r>
-      <w:r>
-        <w:rPr>
-          <w:color w:val="282C34"/>
-          <w:sz w:val="21"/>
-        </w:rPr>
-        <w:t>.</w:t>
+        <w:t>A standard MOSFET datasheet will state V_GS(th) = 2.0 V ... 4.0 V.</w:t>
       </w:r>
     </w:p>
     <w:p>
@@ -292,22 +200,7 @@
           <w:color w:val="282C34"/>
           <w:sz w:val="21"/>
         </w:rPr>
-        <w:t xml:space="preserve">: </w:t>
-      </w:r>
-      <w:r>
-        <w:rPr>
-          <w:i/>
-          <w:color w:val="145AA0"/>
-          <w:sz w:val="21"/>
-        </w:rPr>
-        <w:t>V_{GS(th)</w:t>
-      </w:r>
-      <w:r>
-        <w:rPr>
-          <w:color w:val="282C34"/>
-          <w:sz w:val="21"/>
-        </w:rPr>
-        <w:t xml:space="preserve"> is defined as the voltage where the transistor begins conducting a mere </w:t>
+        <w:t xml:space="preserve">: V_GS(th) is defined as the voltage where the transistor begins conducting a mere </w:t>
       </w:r>
       <w:r>
         <w:rPr>
@@ -315,7 +208,7 @@
           <w:color w:val="282C34"/>
           <w:sz w:val="21"/>
         </w:rPr>
-        <w:t>$250\,\mu\text{A}$</w:t>
+        <w:t>250 µA</w:t>
       </w:r>
       <w:r>
         <w:rPr>
@@ -336,22 +229,7 @@
           <w:color w:val="282C34"/>
           <w:sz w:val="21"/>
         </w:rPr>
-        <w:t xml:space="preserve">To fully open the channel and reach the published milliohm </w:t>
-      </w:r>
-      <w:r>
-        <w:rPr>
-          <w:i/>
-          <w:color w:val="145AA0"/>
-          <w:sz w:val="21"/>
-        </w:rPr>
-        <w:t>R_{DS(on)</w:t>
-      </w:r>
-      <w:r>
-        <w:rPr>
-          <w:color w:val="282C34"/>
-          <w:sz w:val="21"/>
-        </w:rPr>
-        <w:t xml:space="preserve"> rating, a standard device requires </w:t>
+        <w:t xml:space="preserve">To fully open the channel and reach the published milliohm R_DS(on) rating, a standard device requires </w:t>
       </w:r>
       <w:r>
         <w:rPr>
@@ -359,7 +237,7 @@
           <w:color w:val="282C34"/>
           <w:sz w:val="21"/>
         </w:rPr>
-        <w:t>$V_{GS} = 10\,\text{V} \dots 12\,\text{V}$</w:t>
+        <w:t>V_GS = 10 V ... 12 V</w:t>
       </w:r>
       <w:r>
         <w:rPr>
@@ -380,37 +258,7 @@
           <w:color w:val="282C34"/>
           <w:sz w:val="21"/>
         </w:rPr>
-        <w:t xml:space="preserve">When driven by a </w:t>
-      </w:r>
-      <w:r>
-        <w:rPr>
-          <w:i/>
-          <w:color w:val="145AA0"/>
-          <w:sz w:val="21"/>
-        </w:rPr>
-        <w:t>3.3\,V</w:t>
-      </w:r>
-      <w:r>
-        <w:rPr>
-          <w:color w:val="282C34"/>
-          <w:sz w:val="21"/>
-        </w:rPr>
-        <w:t xml:space="preserve"> GPIO, a standard MOSFET sits trapped in its high-resistance linear/saturation region. If a </w:t>
-      </w:r>
-      <w:r>
-        <w:rPr>
-          <w:i/>
-          <w:color w:val="145AA0"/>
-          <w:sz w:val="21"/>
-        </w:rPr>
-        <w:t>5\,A</w:t>
-      </w:r>
-      <w:r>
-        <w:rPr>
-          <w:color w:val="282C34"/>
-          <w:sz w:val="21"/>
-        </w:rPr>
-        <w:t xml:space="preserve"> load is connected, the transistor drops several volts, dissipates dozens of watts, and suffers immediate thermal meltdown.</w:t>
+        <w:t>When driven by a 3.3 V GPIO, a standard MOSFET sits trapped in its high-resistance linear/saturation region. If a 5 A load is connected, the transistor drops several volts, dissipates dozens of watts, and suffers immediate thermal meltdown.</w:t>
       </w:r>
     </w:p>
     <w:p>
@@ -438,29 +286,14 @@
           <w:color w:val="282C34"/>
           <w:sz w:val="21"/>
         </w:rPr>
-        <w:t>Thinner Gate Oxide ($t_{ox}$)</w:t>
+        <w:t>Thinner Gate Oxide (t_ox)</w:t>
       </w:r>
       <w:r>
         <w:rPr>
           <w:color w:val="282C34"/>
           <w:sz w:val="21"/>
         </w:rPr>
-        <w:t xml:space="preserve">: Increases oxide capacitance </w:t>
-      </w:r>
-      <w:r>
-        <w:rPr>
-          <w:i/>
-          <w:color w:val="145AA0"/>
-          <w:sz w:val="21"/>
-        </w:rPr>
-        <w:t>C_{ox = \frac{\varepsilon_{ox{t_{ox</w:t>
-      </w:r>
-      <w:r>
-        <w:rPr>
-          <w:color w:val="282C34"/>
-          <w:sz w:val="21"/>
-        </w:rPr>
-        <w:t>, boosting electric field strength per applied volt.</w:t>
+        <w:t>: Increases oxide capacitance C_ox = varepsilon_ox / t_ox, boosting electric field strength per applied volt.</w:t>
       </w:r>
     </w:p>
     <w:p>
@@ -482,37 +315,7 @@
           <w:color w:val="282C34"/>
           <w:sz w:val="21"/>
         </w:rPr>
-        <w:t xml:space="preserve">: Lightly counter-doping the surface channel lowers the energy barrier for electron inversion, shifting </w:t>
-      </w:r>
-      <w:r>
-        <w:rPr>
-          <w:i/>
-          <w:color w:val="145AA0"/>
-          <w:sz w:val="21"/>
-        </w:rPr>
-        <w:t>V_{TH</w:t>
-      </w:r>
-      <w:r>
-        <w:rPr>
-          <w:color w:val="282C34"/>
-          <w:sz w:val="21"/>
-        </w:rPr>
-        <w:t xml:space="preserve"> down to </w:t>
-      </w:r>
-      <w:r>
-        <w:rPr>
-          <w:i/>
-          <w:color w:val="145AA0"/>
-          <w:sz w:val="21"/>
-        </w:rPr>
-        <w:t>0.8\,V \dots 1.8\,V</w:t>
-      </w:r>
-      <w:r>
-        <w:rPr>
-          <w:color w:val="282C34"/>
-          <w:sz w:val="21"/>
-        </w:rPr>
-        <w:t>.</w:t>
+        <w:t>: Lightly counter-doping the surface channel lowers the energy barrier for electron inversion, shifting V_TH down to 0.8 V ... 1.8 V.</w:t>
       </w:r>
     </w:p>
     <w:p>
@@ -526,67 +329,7 @@
           <w:color w:val="282C34"/>
           <w:sz w:val="21"/>
         </w:rPr>
-        <w:t xml:space="preserve">Guaranteed </w:t>
-      </w:r>
-      <w:r>
-        <w:rPr>
-          <w:i/>
-          <w:color w:val="145AA0"/>
-          <w:sz w:val="21"/>
-        </w:rPr>
-        <w:t>R_{DS(on)</w:t>
-      </w:r>
-      <w:r>
-        <w:rPr>
-          <w:color w:val="282C34"/>
-          <w:sz w:val="21"/>
-        </w:rPr>
-        <w:t xml:space="preserve"> is formally specified on the datasheet at </w:t>
-      </w:r>
-      <w:r>
-        <w:rPr>
-          <w:i/>
-          <w:color w:val="145AA0"/>
-          <w:sz w:val="21"/>
-        </w:rPr>
-        <w:t>V_{GS = 4.5\,V</w:t>
-      </w:r>
-      <w:r>
-        <w:rPr>
-          <w:color w:val="282C34"/>
-          <w:sz w:val="21"/>
-        </w:rPr>
-        <w:t xml:space="preserve">, </w:t>
-      </w:r>
-      <w:r>
-        <w:rPr>
-          <w:i/>
-          <w:color w:val="145AA0"/>
-          <w:sz w:val="21"/>
-        </w:rPr>
-        <w:t>2.5\,V</w:t>
-      </w:r>
-      <w:r>
-        <w:rPr>
-          <w:color w:val="282C34"/>
-          <w:sz w:val="21"/>
-        </w:rPr>
-        <w:t xml:space="preserve">, or even </w:t>
-      </w:r>
-      <w:r>
-        <w:rPr>
-          <w:i/>
-          <w:color w:val="145AA0"/>
-          <w:sz w:val="21"/>
-        </w:rPr>
-        <w:t>1.8\,V</w:t>
-      </w:r>
-      <w:r>
-        <w:rPr>
-          <w:color w:val="282C34"/>
-          <w:sz w:val="21"/>
-        </w:rPr>
-        <w:t>.</w:t>
+        <w:t>Guaranteed R_DS(on) is formally specified on the datasheet at V_GS = 4.5 V, 2.5 V, or even 1.8 V.</w:t>
       </w:r>
     </w:p>
     <w:p>
@@ -717,7 +460,7 @@
           <w:color w:val="282C34"/>
           <w:sz w:val="21"/>
         </w:rPr>
-        <w:t>Series Gate Resistor ($R_{gate} = 47\,\Omega \dots 100\,\Omega$)</w:t>
+        <w:t>Series Gate Resistor (R_gate = 47 Ω ... 100 Ω)</w:t>
       </w:r>
       <w:r>
         <w:rPr>
@@ -738,37 +481,7 @@
           <w:color w:val="282C34"/>
           <w:sz w:val="21"/>
         </w:rPr>
-        <w:t xml:space="preserve">Microcontroller GPIO pins have maximum source/sink ratings (typically </w:t>
-      </w:r>
-      <w:r>
-        <w:rPr>
-          <w:i/>
-          <w:color w:val="145AA0"/>
-          <w:sz w:val="21"/>
-        </w:rPr>
-        <w:t>8\,mA - 25\,mA</w:t>
-      </w:r>
-      <w:r>
-        <w:rPr>
-          <w:color w:val="282C34"/>
-          <w:sz w:val="21"/>
-        </w:rPr>
-        <w:t xml:space="preserve"> for STM32, </w:t>
-      </w:r>
-      <w:r>
-        <w:rPr>
-          <w:i/>
-          <w:color w:val="145AA0"/>
-          <w:sz w:val="21"/>
-        </w:rPr>
-        <w:t>12\,mA</w:t>
-      </w:r>
-      <w:r>
-        <w:rPr>
-          <w:color w:val="282C34"/>
-          <w:sz w:val="21"/>
-        </w:rPr>
-        <w:t xml:space="preserve"> for ESP32).</w:t>
+        <w:t>Microcontroller GPIO pins have maximum source/sink ratings (typically 8 mA - 25 mA for STM32, 12 mA for ESP32).</w:t>
       </w:r>
     </w:p>
     <w:p>
@@ -785,32 +498,50 @@
         <w:t>An uncharged gate acts as an instantaneous dead short. Without a series resistor, the transient peak current would stress or damage the MCU internal output stage:</w:t>
       </w:r>
     </w:p>
-    <w:p>
-      <w:pPr>
-        <w:spacing w:after="80"/>
-      </w:pPr>
-      <w:r>
-        <w:rPr>
-          <w:i/>
-          <w:color w:val="145AA0"/>
-          <w:sz w:val="21"/>
-        </w:rPr>
-      </w:r>
-      <w:r>
-        <w:rPr>
-          <w:color w:val="282C34"/>
-          <w:sz w:val="21"/>
-        </w:rPr>
-        <w:t>I_{peak} = \frac{V_{GPIO}}{R_{gate}} = \frac{3.3\,\text{V}}{47\,\Omega} \approx 70\,\text{mA} \quad (\text{Damped safely across nanoseconds})</w:t>
-      </w:r>
-      <w:r>
-        <w:rPr>
-          <w:i/>
-          <w:color w:val="145AA0"/>
-          <w:sz w:val="21"/>
-        </w:rPr>
-      </w:r>
-    </w:p>
+    <w:tbl>
+      <w:tblPr>
+        <w:tblW w:type="auto" w:w="0"/>
+        <w:jc w:val="center"/>
+        <w:tblLook w:firstColumn="1" w:firstRow="1" w:lastColumn="0" w:lastRow="0" w:noHBand="0" w:noVBand="1" w:val="04A0"/>
+      </w:tblPr>
+      <w:tblGrid>
+        <w:gridCol w:w="9792"/>
+      </w:tblGrid>
+      <w:tr>
+        <w:tc>
+          <w:tcPr>
+            <w:tcW w:type="dxa" w:w="9792"/>
+            <w:shd w:fill="F5F6F8"/>
+            <w:tcMar>
+              <w:top w:w="80" w:type="dxa"/>
+              <w:bottom w:w="80" w:type="dxa"/>
+              <w:left w:w="140" w:type="dxa"/>
+              <w:right w:w="140" w:type="dxa"/>
+            </w:tcMar>
+            <w:tcBorders>
+              <w:left w:val="single" w:sz="18" w:space="0" w:color="CBD5E0"/>
+              <w:top w:val="none"/>
+              <w:right w:val="none"/>
+              <w:bottom w:val="none"/>
+            </w:tcBorders>
+          </w:tcPr>
+          <w:p>
+            <w:pPr>
+              <w:spacing w:line="240" w:lineRule="auto" w:after="0"/>
+            </w:pPr>
+            <w:r>
+              <w:rPr>
+                <w:rFonts w:ascii="Consolas" w:hAnsi="Consolas"/>
+                <w:color w:val="2D3748"/>
+                <w:sz w:val="18"/>
+              </w:rPr>
+              <w:t>I_peak = V_GPIO / R_gate = 3.3 V / 47 Ω ≈ 70 mA (Damped safely across nanoseconds)</w:t>
+            </w:r>
+          </w:p>
+        </w:tc>
+      </w:tr>
+    </w:tbl>
+    <w:p/>
     <w:p>
       <w:pPr>
         <w:pStyle w:val="ListNumber"/>
@@ -823,7 +554,7 @@
           <w:color w:val="282C34"/>
           <w:sz w:val="21"/>
         </w:rPr>
-        <w:t>Pull-Down Resistor ($R_{pd} = 10\,\text{k}\Omega \dots 100\,\text{k}\Omega$)</w:t>
+        <w:t>Pull-Down Resistor (R_pd = 10 kΩ ... 100 kΩ)</w:t>
       </w:r>
       <w:r>
         <w:rPr>
@@ -844,37 +575,7 @@
           <w:color w:val="282C34"/>
           <w:sz w:val="21"/>
         </w:rPr>
-        <w:t xml:space="preserve">High-impedance MOS gates accumulate stray static charges. During MCU power-up, reset, or firmware bootloader execution, GPIOs remain in high-Z input mode. </w:t>
-      </w:r>
-      <w:r>
-        <w:rPr>
-          <w:i/>
-          <w:color w:val="145AA0"/>
-          <w:sz w:val="21"/>
-        </w:rPr>
-        <w:t>R_{pd</w:t>
-      </w:r>
-      <w:r>
-        <w:rPr>
-          <w:color w:val="282C34"/>
-          <w:sz w:val="21"/>
-        </w:rPr>
-        <w:t xml:space="preserve"> guarantees the gate remains clamped at </w:t>
-      </w:r>
-      <w:r>
-        <w:rPr>
-          <w:i/>
-          <w:color w:val="145AA0"/>
-          <w:sz w:val="21"/>
-        </w:rPr>
-        <w:t>0\,V</w:t>
-      </w:r>
-      <w:r>
-        <w:rPr>
-          <w:color w:val="282C34"/>
-          <w:sz w:val="21"/>
-        </w:rPr>
-        <w:t xml:space="preserve"> until firmware explicitly asserts the pin.</w:t>
+        <w:t>High-impedance MOS gates accumulate stray static charges. During MCU power-up, reset, or firmware bootloader execution, GPIOs remain in high-Z input mode. R_pd guarantees the gate remains clamped at 0 V until firmware explicitly asserts the pin.</w:t>
       </w:r>
     </w:p>
     <w:p>
@@ -910,65 +611,53 @@
           <w:color w:val="282C34"/>
           <w:sz w:val="21"/>
         </w:rPr>
-        <w:t>Sourcing current from an MCU GPIO (</w:t>
-      </w:r>
-      <w:r>
-        <w:rPr>
-          <w:i/>
-          <w:color w:val="145AA0"/>
-          <w:sz w:val="21"/>
-        </w:rPr>
-        <w:t>I_{GPIO \approx 10\,mA</w:t>
-      </w:r>
-      <w:r>
-        <w:rPr>
-          <w:color w:val="282C34"/>
-          <w:sz w:val="21"/>
-        </w:rPr>
-        <w:t>) takes time to charge total gate charge (</w:t>
-      </w:r>
-      <w:r>
-        <w:rPr>
-          <w:i/>
-          <w:color w:val="145AA0"/>
-          <w:sz w:val="21"/>
-        </w:rPr>
-        <w:t>Q_g</w:t>
-      </w:r>
-      <w:r>
-        <w:rPr>
-          <w:color w:val="282C34"/>
-          <w:sz w:val="21"/>
-        </w:rPr>
-        <w:t>):</w:t>
+        <w:t>Sourcing current from an MCU GPIO (I_GPIO ≈ 10 mA) takes time to charge total gate charge (Q_g):</w:t>
       </w:r>
     </w:p>
-    <w:p>
-      <w:pPr>
-        <w:spacing w:after="80"/>
-      </w:pPr>
-      <w:r>
-        <w:rPr>
-          <w:i/>
-          <w:color w:val="145AA0"/>
-          <w:sz w:val="21"/>
-        </w:rPr>
-      </w:r>
-      <w:r>
-        <w:rPr>
-          <w:color w:val="282C34"/>
-          <w:sz w:val="21"/>
-        </w:rPr>
-        <w:t>t_{transition} \approx \frac{Q_g}{I_{GPIO}}</w:t>
-      </w:r>
-      <w:r>
-        <w:rPr>
-          <w:i/>
-          <w:color w:val="145AA0"/>
-          <w:sz w:val="21"/>
-        </w:rPr>
-      </w:r>
-    </w:p>
+    <w:tbl>
+      <w:tblPr>
+        <w:tblW w:type="auto" w:w="0"/>
+        <w:jc w:val="center"/>
+        <w:tblLook w:firstColumn="1" w:firstRow="1" w:lastColumn="0" w:lastRow="0" w:noHBand="0" w:noVBand="1" w:val="04A0"/>
+      </w:tblPr>
+      <w:tblGrid>
+        <w:gridCol w:w="9792"/>
+      </w:tblGrid>
+      <w:tr>
+        <w:tc>
+          <w:tcPr>
+            <w:tcW w:type="dxa" w:w="9792"/>
+            <w:shd w:fill="F5F6F8"/>
+            <w:tcMar>
+              <w:top w:w="80" w:type="dxa"/>
+              <w:bottom w:w="80" w:type="dxa"/>
+              <w:left w:w="140" w:type="dxa"/>
+              <w:right w:w="140" w:type="dxa"/>
+            </w:tcMar>
+            <w:tcBorders>
+              <w:left w:val="single" w:sz="18" w:space="0" w:color="CBD5E0"/>
+              <w:top w:val="none"/>
+              <w:right w:val="none"/>
+              <w:bottom w:val="none"/>
+            </w:tcBorders>
+          </w:tcPr>
+          <w:p>
+            <w:pPr>
+              <w:spacing w:line="240" w:lineRule="auto" w:after="0"/>
+            </w:pPr>
+            <w:r>
+              <w:rPr>
+                <w:rFonts w:ascii="Consolas" w:hAnsi="Consolas"/>
+                <w:color w:val="2D3748"/>
+                <w:sz w:val="18"/>
+              </w:rPr>
+              <w:t>t_transition ≈ Q_g / I_GPIO</w:t>
+            </w:r>
+          </w:p>
+        </w:tc>
+      </w:tr>
+    </w:tbl>
+    <w:p/>
     <w:p>
       <w:pPr>
         <w:pStyle w:val="ListBullet"/>
@@ -995,50 +684,53 @@
           <w:color w:val="282C34"/>
           <w:sz w:val="21"/>
         </w:rPr>
-        <w:t xml:space="preserve"> (</w:t>
-      </w:r>
-      <w:r>
-        <w:rPr>
-          <w:i/>
-          <w:color w:val="145AA0"/>
-          <w:sz w:val="21"/>
-        </w:rPr>
-        <w:t>Q_g = 66\,nC</w:t>
-      </w:r>
-      <w:r>
-        <w:rPr>
-          <w:color w:val="282C34"/>
-          <w:sz w:val="21"/>
-        </w:rPr>
-        <w:t>):</w:t>
+        <w:t xml:space="preserve"> (Q_g = 66 nC):</w:t>
       </w:r>
     </w:p>
-    <w:p>
-      <w:pPr>
-        <w:spacing w:after="80"/>
-      </w:pPr>
-      <w:r>
-        <w:rPr>
-          <w:i/>
-          <w:color w:val="145AA0"/>
-          <w:sz w:val="21"/>
-        </w:rPr>
-      </w:r>
-      <w:r>
-        <w:rPr>
-          <w:color w:val="282C34"/>
-          <w:sz w:val="21"/>
-        </w:rPr>
-        <w:t>t_{transition} \approx \frac{66\,\text{nC}}{10\,\text{mA}} = 6.6\,\mu\text{s}</w:t>
-      </w:r>
-      <w:r>
-        <w:rPr>
-          <w:i/>
-          <w:color w:val="145AA0"/>
-          <w:sz w:val="21"/>
-        </w:rPr>
-      </w:r>
-    </w:p>
+    <w:tbl>
+      <w:tblPr>
+        <w:tblW w:type="auto" w:w="0"/>
+        <w:jc w:val="center"/>
+        <w:tblLook w:firstColumn="1" w:firstRow="1" w:lastColumn="0" w:lastRow="0" w:noHBand="0" w:noVBand="1" w:val="04A0"/>
+      </w:tblPr>
+      <w:tblGrid>
+        <w:gridCol w:w="9792"/>
+      </w:tblGrid>
+      <w:tr>
+        <w:tc>
+          <w:tcPr>
+            <w:tcW w:type="dxa" w:w="9792"/>
+            <w:shd w:fill="F5F6F8"/>
+            <w:tcMar>
+              <w:top w:w="80" w:type="dxa"/>
+              <w:bottom w:w="80" w:type="dxa"/>
+              <w:left w:w="140" w:type="dxa"/>
+              <w:right w:w="140" w:type="dxa"/>
+            </w:tcMar>
+            <w:tcBorders>
+              <w:left w:val="single" w:sz="18" w:space="0" w:color="CBD5E0"/>
+              <w:top w:val="none"/>
+              <w:right w:val="none"/>
+              <w:bottom w:val="none"/>
+            </w:tcBorders>
+          </w:tcPr>
+          <w:p>
+            <w:pPr>
+              <w:spacing w:line="240" w:lineRule="auto" w:after="0"/>
+            </w:pPr>
+            <w:r>
+              <w:rPr>
+                <w:rFonts w:ascii="Consolas" w:hAnsi="Consolas"/>
+                <w:color w:val="2D3748"/>
+                <w:sz w:val="18"/>
+              </w:rPr>
+              <w:t>t_transition ≈ 66 nC / 10 mA = 6.6 µs</w:t>
+            </w:r>
+          </w:p>
+        </w:tc>
+      </w:tr>
+    </w:tbl>
+    <w:p/>
     <w:p>
       <w:pPr>
         <w:pStyle w:val="ListBullet"/>
@@ -1058,52 +750,7 @@
           <w:color w:val="282C34"/>
           <w:sz w:val="21"/>
         </w:rPr>
-        <w:t xml:space="preserve">: A </w:t>
-      </w:r>
-      <w:r>
-        <w:rPr>
-          <w:i/>
-          <w:color w:val="145AA0"/>
-          <w:sz w:val="21"/>
-        </w:rPr>
-        <w:t>6.6\,µs</w:t>
-      </w:r>
-      <w:r>
-        <w:rPr>
-          <w:color w:val="282C34"/>
-          <w:sz w:val="21"/>
-        </w:rPr>
-        <w:t xml:space="preserve"> rise/fall time is perfectly fine for static on/off switching or low-frequency PWM (</w:t>
-      </w:r>
-      <w:r>
-        <w:rPr>
-          <w:i/>
-          <w:color w:val="145AA0"/>
-          <w:sz w:val="21"/>
-        </w:rPr>
-        <w:t>&lt; 1\,kHz</w:t>
-      </w:r>
-      <w:r>
-        <w:rPr>
-          <w:color w:val="282C34"/>
-          <w:sz w:val="21"/>
-        </w:rPr>
-        <w:t xml:space="preserve">). However, at </w:t>
-      </w:r>
-      <w:r>
-        <w:rPr>
-          <w:i/>
-          <w:color w:val="145AA0"/>
-          <w:sz w:val="21"/>
-        </w:rPr>
-        <w:t>50\,kHz</w:t>
-      </w:r>
-      <w:r>
-        <w:rPr>
-          <w:color w:val="282C34"/>
-          <w:sz w:val="21"/>
-        </w:rPr>
-        <w:t xml:space="preserve"> PWM, switching losses will be catastrophic. For high-frequency PWM, always insert a dedicated gate driver IC (e.g., TC4427 or MCP1407).</w:t>
+        <w:t>: A 6.6 µs rise/fall time is perfectly fine for static on/off switching or low-frequency PWM (&lt; 1 kHz). However, at 50 kHz PWM, switching losses will be catastrophic. For high-frequency PWM, always insert a dedicated gate driver IC (e.g., TC4427 or MCP1407).</w:t>
       </w:r>
     </w:p>
     <w:p>
@@ -1249,11 +896,10 @@
             <w:r>
               <w:rPr>
                 <w:b/>
-                <w:i/>
-                <w:color w:val="145AA0"/>
+                <w:color w:val="FFFFFF"/>
                 <w:sz w:val="19"/>
               </w:rPr>
-              <w:t>V_{DS(max)</w:t>
+              <w:t>V_DS(max)</w:t>
             </w:r>
           </w:p>
         </w:tc>
@@ -1276,11 +922,10 @@
             <w:r>
               <w:rPr>
                 <w:b/>
-                <w:i/>
-                <w:color w:val="145AA0"/>
+                <w:color w:val="FFFFFF"/>
                 <w:sz w:val="19"/>
               </w:rPr>
-              <w:t>I_{D(max)</w:t>
+              <w:t>I_D(max)</w:t>
             </w:r>
           </w:p>
         </w:tc>
@@ -1303,19 +948,10 @@
             <w:r>
               <w:rPr>
                 <w:b/>
-                <w:i/>
-                <w:color w:val="145AA0"/>
-                <w:sz w:val="19"/>
-              </w:rPr>
-              <w:t>R_{DS(on)</w:t>
-            </w:r>
-            <w:r>
-              <w:rPr>
-                <w:b/>
                 <w:color w:val="FFFFFF"/>
                 <w:sz w:val="19"/>
               </w:rPr>
-              <w:t xml:space="preserve"> (@4.5V)</w:t>
+              <w:t>R_DS(on) (@4.5V)</w:t>
             </w:r>
           </w:p>
         </w:tc>
@@ -1338,19 +974,10 @@
             <w:r>
               <w:rPr>
                 <w:b/>
-                <w:i/>
-                <w:color w:val="145AA0"/>
-                <w:sz w:val="19"/>
-              </w:rPr>
-              <w:t>R_{DS(on)</w:t>
-            </w:r>
-            <w:r>
-              <w:rPr>
-                <w:b/>
                 <w:color w:val="FFFFFF"/>
                 <w:sz w:val="19"/>
               </w:rPr>
-              <w:t xml:space="preserve"> (@2.5V)</w:t>
+              <w:t>R_DS(on) (@2.5V)</w:t>
             </w:r>
           </w:p>
         </w:tc>
@@ -1472,11 +1099,10 @@
             </w:pPr>
             <w:r>
               <w:rPr>
-                <w:i/>
-                <w:color w:val="145AA0"/>
+                <w:color w:val="282C34"/>
                 <w:sz w:val="18"/>
               </w:rPr>
-              <w:t>30\,V</w:t>
+              <w:t>30 V</w:t>
             </w:r>
           </w:p>
         </w:tc>
@@ -1497,11 +1123,10 @@
             </w:pPr>
             <w:r>
               <w:rPr>
-                <w:i/>
-                <w:color w:val="145AA0"/>
+                <w:color w:val="282C34"/>
                 <w:sz w:val="18"/>
               </w:rPr>
-              <w:t>5.7\,A</w:t>
+              <w:t>5.7 A</w:t>
             </w:r>
           </w:p>
         </w:tc>
@@ -1522,11 +1147,10 @@
             </w:pPr>
             <w:r>
               <w:rPr>
-                <w:i/>
-                <w:color w:val="145AA0"/>
+                <w:color w:val="282C34"/>
                 <w:sz w:val="18"/>
               </w:rPr>
-              <w:t>28\,m\Omega</w:t>
+              <w:t>28 mΩ</w:t>
             </w:r>
           </w:p>
         </w:tc>
@@ -1547,11 +1171,10 @@
             </w:pPr>
             <w:r>
               <w:rPr>
-                <w:i/>
-                <w:color w:val="145AA0"/>
+                <w:color w:val="282C34"/>
                 <w:sz w:val="18"/>
               </w:rPr>
-              <w:t>33\,m\Omega</w:t>
+              <w:t>33 mΩ</w:t>
             </w:r>
           </w:p>
         </w:tc>
@@ -1675,11 +1298,10 @@
             </w:pPr>
             <w:r>
               <w:rPr>
-                <w:i/>
-                <w:color w:val="145AA0"/>
+                <w:color w:val="282C34"/>
                 <w:sz w:val="18"/>
               </w:rPr>
-              <w:t>20\,V</w:t>
+              <w:t>20 V</w:t>
             </w:r>
           </w:p>
         </w:tc>
@@ -1701,11 +1323,10 @@
             </w:pPr>
             <w:r>
               <w:rPr>
-                <w:i/>
-                <w:color w:val="145AA0"/>
+                <w:color w:val="282C34"/>
                 <w:sz w:val="18"/>
               </w:rPr>
-              <w:t>2.8\,A</w:t>
+              <w:t>2.8 A</w:t>
             </w:r>
           </w:p>
         </w:tc>
@@ -1727,11 +1348,10 @@
             </w:pPr>
             <w:r>
               <w:rPr>
-                <w:i/>
-                <w:color w:val="145AA0"/>
+                <w:color w:val="282C34"/>
                 <w:sz w:val="18"/>
               </w:rPr>
-              <w:t>45\,m\Omega</w:t>
+              <w:t>45 mΩ</w:t>
             </w:r>
           </w:p>
         </w:tc>
@@ -1753,11 +1373,10 @@
             </w:pPr>
             <w:r>
               <w:rPr>
-                <w:i/>
-                <w:color w:val="145AA0"/>
+                <w:color w:val="282C34"/>
                 <w:sz w:val="18"/>
               </w:rPr>
-              <w:t>57\,m\Omega</w:t>
+              <w:t>57 mΩ</w:t>
             </w:r>
           </w:p>
         </w:tc>
@@ -1878,11 +1497,10 @@
             </w:pPr>
             <w:r>
               <w:rPr>
-                <w:i/>
-                <w:color w:val="145AA0"/>
+                <w:color w:val="282C34"/>
                 <w:sz w:val="18"/>
               </w:rPr>
-              <w:t>55\,V</w:t>
+              <w:t>55 V</w:t>
             </w:r>
           </w:p>
         </w:tc>
@@ -1903,11 +1521,10 @@
             </w:pPr>
             <w:r>
               <w:rPr>
-                <w:i/>
-                <w:color w:val="145AA0"/>
+                <w:color w:val="282C34"/>
                 <w:sz w:val="18"/>
               </w:rPr>
-              <w:t>47\,A</w:t>
+              <w:t>47 A</w:t>
             </w:r>
           </w:p>
         </w:tc>
@@ -1928,11 +1545,10 @@
             </w:pPr>
             <w:r>
               <w:rPr>
-                <w:i/>
-                <w:color w:val="145AA0"/>
+                <w:color w:val="282C34"/>
                 <w:sz w:val="18"/>
               </w:rPr>
-              <w:t>28\,m\Omega</w:t>
+              <w:t>28 mΩ</w:t>
             </w:r>
           </w:p>
         </w:tc>
@@ -1953,18 +1569,10 @@
             </w:pPr>
             <w:r>
               <w:rPr>
-                <w:i/>
-                <w:color w:val="145AA0"/>
-                <w:sz w:val="18"/>
-              </w:rPr>
-              <w:t>35\,m\Omega</w:t>
-            </w:r>
-            <w:r>
-              <w:rPr>
                 <w:color w:val="282C34"/>
                 <w:sz w:val="18"/>
               </w:rPr>
-              <w:t xml:space="preserve"> (at 4V)</w:t>
+              <w:t>35 mΩ (at 4V)</w:t>
             </w:r>
           </w:p>
         </w:tc>
@@ -2088,11 +1696,10 @@
             </w:pPr>
             <w:r>
               <w:rPr>
-                <w:i/>
-                <w:color w:val="145AA0"/>
+                <w:color w:val="282C34"/>
                 <w:sz w:val="18"/>
               </w:rPr>
-              <w:t>30\,V</w:t>
+              <w:t>30 V</w:t>
             </w:r>
           </w:p>
         </w:tc>
@@ -2114,11 +1721,10 @@
             </w:pPr>
             <w:r>
               <w:rPr>
-                <w:i/>
-                <w:color w:val="145AA0"/>
+                <w:color w:val="282C34"/>
                 <w:sz w:val="18"/>
               </w:rPr>
-              <w:t>5.0\,A</w:t>
+              <w:t>5.0 A</w:t>
             </w:r>
           </w:p>
         </w:tc>
@@ -2140,11 +1746,10 @@
             </w:pPr>
             <w:r>
               <w:rPr>
-                <w:i/>
-                <w:color w:val="145AA0"/>
+                <w:color w:val="282C34"/>
                 <w:sz w:val="18"/>
               </w:rPr>
-              <w:t>29\,m\Omega</w:t>
+              <w:t>29 mΩ</w:t>
             </w:r>
           </w:p>
         </w:tc>
@@ -2166,11 +1771,10 @@
             </w:pPr>
             <w:r>
               <w:rPr>
-                <w:i/>
-                <w:color w:val="145AA0"/>
+                <w:color w:val="282C34"/>
                 <w:sz w:val="18"/>
               </w:rPr>
-              <w:t>37\,m\Omega</w:t>
+              <w:t>37 mΩ</w:t>
             </w:r>
           </w:p>
         </w:tc>
@@ -2291,11 +1895,10 @@
             </w:pPr>
             <w:r>
               <w:rPr>
-                <w:i/>
-                <w:color w:val="145AA0"/>
+                <w:color w:val="282C34"/>
                 <w:sz w:val="18"/>
               </w:rPr>
-              <w:t>20\,V</w:t>
+              <w:t>20 V</w:t>
             </w:r>
           </w:p>
         </w:tc>
@@ -2316,11 +1919,10 @@
             </w:pPr>
             <w:r>
               <w:rPr>
-                <w:i/>
-                <w:color w:val="145AA0"/>
+                <w:color w:val="282C34"/>
                 <w:sz w:val="18"/>
               </w:rPr>
-              <w:t>4.2\,A</w:t>
+              <w:t>4.2 A</w:t>
             </w:r>
           </w:p>
         </w:tc>
@@ -2341,11 +1943,10 @@
             </w:pPr>
             <w:r>
               <w:rPr>
-                <w:i/>
-                <w:color w:val="145AA0"/>
+                <w:color w:val="282C34"/>
                 <w:sz w:val="18"/>
               </w:rPr>
-              <w:t>60\,m\Omega</w:t>
+              <w:t>60 mΩ</w:t>
             </w:r>
           </w:p>
         </w:tc>
@@ -2366,11 +1967,10 @@
             </w:pPr>
             <w:r>
               <w:rPr>
-                <w:i/>
-                <w:color w:val="145AA0"/>
+                <w:color w:val="282C34"/>
                 <w:sz w:val="18"/>
               </w:rPr>
-              <w:t>75\,m\Omega</w:t>
+              <w:t>75 mΩ</w:t>
             </w:r>
           </w:p>
         </w:tc>
